--- a/Files/Core/Forms/Modified/ProfessionalAndManagementLiability/DirectorsAndOfficers/DO_ERP_Header -Excess_3.docx
+++ b/Files/Core/Forms/Modified/ProfessionalAndManagementLiability/DirectorsAndOfficers/DO_ERP_Header -Excess_3.docx
@@ -43,9 +43,8 @@
     </w:p>
     <w:tbl>
       <w:tblPr>
-        <w:tblpPr w:leftFromText="180" w:rightFromText="180" w:vertAnchor="text" w:horzAnchor="margin" w:tblpY="104"/>
+        <w:tblpPr w:leftFromText="180" w:rightFromText="180" w:vertAnchor="text" w:horzAnchor="margin" w:tblpX="-112" w:tblpY="104"/>
         <w:tblW w:w="7740" w:type="dxa"/>
-        <w:tblInd w:w="-113" w:type="dxa"/>
         <w:tblBorders>
           <w:top w:val="single" w:sz="4" w:space="0" w:color="auto"/>
           <w:left w:val="single" w:sz="4" w:space="0" w:color="auto"/>
@@ -65,7 +64,6 @@
       <w:tr>
         <w:tblPrEx>
           <w:tblW w:w="7740" w:type="dxa"/>
-          <w:tblInd w:w="-113" w:type="dxa"/>
           <w:tblBorders>
             <w:top w:val="single" w:sz="4" w:space="0" w:color="auto"/>
             <w:left w:val="single" w:sz="4" w:space="0" w:color="auto"/>
